--- a/Assignment 5.docx
+++ b/Assignment 5.docx
@@ -880,21 +880,7 @@
           <w14:ligatures w14:val="none"/>
         </w:rPr>
         <w:lastRenderedPageBreak/>
-        <w:t>E</w:t>
-      </w:r>
-      <w:r>
-        <w:rPr>
-          <w:rFonts w:ascii="Calibri" w:eastAsia="Times New Roman" w:hAnsi="Calibri" w:cs="Calibri"/>
-          <w:b/>
-          <w:bCs/>
-          <w:color w:val="000000"/>
-          <w:kern w:val="0"/>
-          <w:sz w:val="28"/>
-          <w:szCs w:val="28"/>
-          <w:lang w:eastAsia="en-IN"/>
-          <w14:ligatures w14:val="none"/>
-        </w:rPr>
-        <w:t>xplain the architecture of SAP?</w:t>
+        <w:t>Explain the architecture of SAP?</w:t>
       </w:r>
       <w:r>
         <w:rPr>
@@ -1161,7 +1147,7 @@
           <w:noProof/>
         </w:rPr>
         <w:drawing>
-          <wp:inline distT="0" distB="0" distL="0" distR="0" wp14:anchorId="33175CC0" wp14:editId="04B0B051">
+          <wp:inline distT="0" distB="0" distL="0" distR="0" wp14:anchorId="33175CC0" wp14:editId="1363BFD1">
             <wp:extent cx="5219700" cy="2805314"/>
             <wp:effectExtent l="0" t="0" r="0" b="0"/>
             <wp:docPr id="489480631" name="Picture 1" descr="Diagram that provides an outline of Three-tier Client/Server Architecture"/>
@@ -2099,6 +2085,231 @@
           <w14:ligatures w14:val="none"/>
         </w:rPr>
         <w:t>Enables smooth integration between different business functions.</w:t>
+      </w:r>
+    </w:p>
+    <w:p>
+      <w:pPr>
+        <w:pStyle w:val="ListParagraph"/>
+        <w:spacing w:after="0"/>
+        <w:rPr>
+          <w:rFonts w:ascii="Calibri" w:eastAsia="Times New Roman" w:hAnsi="Calibri" w:cs="Calibri"/>
+          <w:color w:val="000000"/>
+          <w:kern w:val="0"/>
+          <w:sz w:val="28"/>
+          <w:szCs w:val="28"/>
+          <w:lang w:eastAsia="en-IN"/>
+          <w14:ligatures w14:val="none"/>
+        </w:rPr>
+      </w:pPr>
+      <w:r>
+        <w:rPr>
+          <w:rFonts w:ascii="Calibri" w:eastAsia="Times New Roman" w:hAnsi="Calibri" w:cs="Calibri"/>
+          <w:color w:val="000000"/>
+          <w:kern w:val="0"/>
+          <w:sz w:val="28"/>
+          <w:szCs w:val="28"/>
+          <w:lang w:eastAsia="en-IN"/>
+          <w14:ligatures w14:val="none"/>
+        </w:rPr>
+        <w:t xml:space="preserve"> </w:t>
+      </w:r>
+    </w:p>
+    <w:p>
+      <w:pPr>
+        <w:pStyle w:val="ListParagraph"/>
+        <w:numPr>
+          <w:ilvl w:val="0"/>
+          <w:numId w:val="8"/>
+        </w:numPr>
+        <w:spacing w:after="0"/>
+        <w:rPr>
+          <w:rFonts w:ascii="Calibri" w:eastAsia="Times New Roman" w:hAnsi="Calibri" w:cs="Calibri"/>
+          <w:color w:val="000000"/>
+          <w:kern w:val="0"/>
+          <w:sz w:val="28"/>
+          <w:szCs w:val="28"/>
+          <w:lang w:eastAsia="en-IN"/>
+          <w14:ligatures w14:val="none"/>
+        </w:rPr>
+      </w:pPr>
+      <w:r>
+        <w:rPr>
+          <w:rFonts w:ascii="Calibri" w:eastAsia="Times New Roman" w:hAnsi="Calibri" w:cs="Calibri"/>
+          <w:color w:val="000000"/>
+          <w:kern w:val="0"/>
+          <w:sz w:val="28"/>
+          <w:szCs w:val="28"/>
+          <w:lang w:eastAsia="en-IN"/>
+          <w14:ligatures w14:val="none"/>
+        </w:rPr>
+        <w:t xml:space="preserve">Data Consistency and Accuracy: </w:t>
+      </w:r>
+    </w:p>
+    <w:p>
+      <w:pPr>
+        <w:pStyle w:val="ListParagraph"/>
+        <w:numPr>
+          <w:ilvl w:val="0"/>
+          <w:numId w:val="8"/>
+        </w:numPr>
+        <w:spacing w:after="0"/>
+        <w:rPr>
+          <w:rFonts w:ascii="Calibri" w:eastAsia="Times New Roman" w:hAnsi="Calibri" w:cs="Calibri"/>
+          <w:color w:val="000000"/>
+          <w:kern w:val="0"/>
+          <w:sz w:val="28"/>
+          <w:szCs w:val="28"/>
+          <w:lang w:eastAsia="en-IN"/>
+          <w14:ligatures w14:val="none"/>
+        </w:rPr>
+      </w:pPr>
+      <w:r>
+        <w:rPr>
+          <w:rFonts w:ascii="Calibri" w:eastAsia="Times New Roman" w:hAnsi="Calibri" w:cs="Calibri"/>
+          <w:color w:val="000000"/>
+          <w:kern w:val="0"/>
+          <w:sz w:val="28"/>
+          <w:szCs w:val="28"/>
+          <w:lang w:eastAsia="en-IN"/>
+          <w14:ligatures w14:val="none"/>
+        </w:rPr>
+        <w:t xml:space="preserve">Improved Security: </w:t>
+      </w:r>
+    </w:p>
+    <w:p>
+      <w:pPr>
+        <w:pStyle w:val="ListParagraph"/>
+        <w:numPr>
+          <w:ilvl w:val="0"/>
+          <w:numId w:val="8"/>
+        </w:numPr>
+        <w:spacing w:after="0"/>
+        <w:rPr>
+          <w:rFonts w:ascii="Calibri" w:eastAsia="Times New Roman" w:hAnsi="Calibri" w:cs="Calibri"/>
+          <w:color w:val="000000"/>
+          <w:kern w:val="0"/>
+          <w:sz w:val="28"/>
+          <w:szCs w:val="28"/>
+          <w:lang w:eastAsia="en-IN"/>
+          <w14:ligatures w14:val="none"/>
+        </w:rPr>
+      </w:pPr>
+      <w:r>
+        <w:rPr>
+          <w:rFonts w:ascii="Calibri" w:eastAsia="Times New Roman" w:hAnsi="Calibri" w:cs="Calibri"/>
+          <w:color w:val="000000"/>
+          <w:kern w:val="0"/>
+          <w:sz w:val="28"/>
+          <w:szCs w:val="28"/>
+          <w:lang w:eastAsia="en-IN"/>
+          <w14:ligatures w14:val="none"/>
+        </w:rPr>
+        <w:t>Reduced Data Redundancy</w:t>
+      </w:r>
+      <w:r>
+        <w:rPr>
+          <w:rFonts w:ascii="Calibri" w:eastAsia="Times New Roman" w:hAnsi="Calibri" w:cs="Calibri"/>
+          <w:color w:val="000000"/>
+          <w:kern w:val="0"/>
+          <w:sz w:val="28"/>
+          <w:szCs w:val="28"/>
+          <w:lang w:eastAsia="en-IN"/>
+          <w14:ligatures w14:val="none"/>
+        </w:rPr>
+        <w:t>:</w:t>
+      </w:r>
+    </w:p>
+    <w:p>
+      <w:pPr>
+        <w:pStyle w:val="ListParagraph"/>
+        <w:numPr>
+          <w:ilvl w:val="0"/>
+          <w:numId w:val="8"/>
+        </w:numPr>
+        <w:spacing w:after="0"/>
+        <w:rPr>
+          <w:rFonts w:ascii="Calibri" w:eastAsia="Times New Roman" w:hAnsi="Calibri" w:cs="Calibri"/>
+          <w:color w:val="000000"/>
+          <w:kern w:val="0"/>
+          <w:sz w:val="28"/>
+          <w:szCs w:val="28"/>
+          <w:lang w:eastAsia="en-IN"/>
+          <w14:ligatures w14:val="none"/>
+        </w:rPr>
+      </w:pPr>
+      <w:r>
+        <w:rPr>
+          <w:rFonts w:ascii="Calibri" w:eastAsia="Times New Roman" w:hAnsi="Calibri" w:cs="Calibri"/>
+          <w:color w:val="000000"/>
+          <w:kern w:val="0"/>
+          <w:sz w:val="28"/>
+          <w:szCs w:val="28"/>
+          <w:lang w:eastAsia="en-IN"/>
+          <w14:ligatures w14:val="none"/>
+        </w:rPr>
+        <w:t>Simplified Data Management &amp; Administration</w:t>
+      </w:r>
+    </w:p>
+    <w:p>
+      <w:pPr>
+        <w:pStyle w:val="ListParagraph"/>
+        <w:numPr>
+          <w:ilvl w:val="0"/>
+          <w:numId w:val="8"/>
+        </w:numPr>
+        <w:spacing w:after="0"/>
+        <w:rPr>
+          <w:rFonts w:ascii="Calibri" w:eastAsia="Times New Roman" w:hAnsi="Calibri" w:cs="Calibri"/>
+          <w:color w:val="000000"/>
+          <w:kern w:val="0"/>
+          <w:sz w:val="28"/>
+          <w:szCs w:val="28"/>
+          <w:lang w:eastAsia="en-IN"/>
+          <w14:ligatures w14:val="none"/>
+        </w:rPr>
+      </w:pPr>
+      <w:r>
+        <w:rPr>
+          <w:rFonts w:ascii="Calibri" w:eastAsia="Times New Roman" w:hAnsi="Calibri" w:cs="Calibri"/>
+          <w:color w:val="000000"/>
+          <w:kern w:val="0"/>
+          <w:sz w:val="28"/>
+          <w:szCs w:val="28"/>
+          <w:lang w:eastAsia="en-IN"/>
+          <w14:ligatures w14:val="none"/>
+        </w:rPr>
+        <w:t xml:space="preserve">Cost Efficiency: </w:t>
+      </w:r>
+    </w:p>
+    <w:p>
+      <w:pPr>
+        <w:pStyle w:val="ListParagraph"/>
+        <w:numPr>
+          <w:ilvl w:val="0"/>
+          <w:numId w:val="8"/>
+        </w:numPr>
+        <w:spacing w:after="0"/>
+        <w:rPr>
+          <w:rFonts w:ascii="Calibri" w:eastAsia="Times New Roman" w:hAnsi="Calibri" w:cs="Calibri"/>
+          <w:color w:val="000000"/>
+          <w:kern w:val="0"/>
+          <w:sz w:val="28"/>
+          <w:szCs w:val="28"/>
+          <w:lang w:eastAsia="en-IN"/>
+          <w14:ligatures w14:val="none"/>
+        </w:rPr>
+      </w:pPr>
+      <w:r>
+        <w:rPr>
+          <w:rFonts w:ascii="Calibri" w:eastAsia="Times New Roman" w:hAnsi="Calibri" w:cs="Calibri"/>
+          <w:color w:val="000000"/>
+          <w:kern w:val="0"/>
+          <w:sz w:val="28"/>
+          <w:szCs w:val="28"/>
+          <w:lang w:eastAsia="en-IN"/>
+          <w14:ligatures w14:val="none"/>
+        </w:rPr>
+        <w:t xml:space="preserve">Enhanced Data Sharing &amp; Reporting: </w:t>
       </w:r>
     </w:p>
     <w:sectPr>
@@ -3775,6 +3986,7 @@
   <w:style w:type="character" w:default="1" w:styleId="DefaultParagraphFont">
     <w:name w:val="Default Paragraph Font"/>
     <w:uiPriority w:val="1"/>
+    <w:semiHidden/>
     <w:unhideWhenUsed/>
   </w:style>
   <w:style w:type="table" w:default="1" w:styleId="TableNormal">

--- a/Assignment 5.docx
+++ b/Assignment 5.docx
@@ -910,7 +910,7 @@
         </w:rPr>
         <w:t xml:space="preserve">  </w:t>
       </w:r>
-      <w:hyperlink r:id="rId5" w:anchor=":~:text=SAP%27s%20Three%2Dtiered%20Architecture,and%20ease%20of%20development." w:history="1">
+      <w:hyperlink r:id="rId7" w:anchor=":~:text=SAP%27s%20Three%2Dtiered%20Architecture,and%20ease%20of%20development." w:history="1">
         <w:r>
           <w:rPr>
             <w:rStyle w:val="Hyperlink"/>
@@ -1147,7 +1147,7 @@
           <w:noProof/>
         </w:rPr>
         <w:drawing>
-          <wp:inline distT="0" distB="0" distL="0" distR="0" wp14:anchorId="33175CC0" wp14:editId="1363BFD1">
+          <wp:inline distT="0" distB="0" distL="0" distR="0" wp14:anchorId="33175CC0" wp14:editId="1C8B5D68">
             <wp:extent cx="5219700" cy="2805314"/>
             <wp:effectExtent l="0" t="0" r="0" b="0"/>
             <wp:docPr id="489480631" name="Picture 1" descr="Diagram that provides an outline of Three-tier Client/Server Architecture"/>
@@ -1164,7 +1164,7 @@
                     </pic:cNvPicPr>
                   </pic:nvPicPr>
                   <pic:blipFill>
-                    <a:blip r:embed="rId6" cstate="print">
+                    <a:blip r:embed="rId8" cstate="print">
                       <a:extLst>
                         <a:ext uri="{28A0092B-C50C-407E-A947-70E740481C1C}">
                           <a14:useLocalDpi xmlns:a14="http://schemas.microsoft.com/office/drawing/2010/main" val="0"/>
@@ -2320,6 +2320,56 @@
     </w:sectPr>
   </w:body>
 </w:document>
+</file>
+
+<file path=word/endnotes.xml><?xml version="1.0" encoding="utf-8"?>
+<w:endnotes xmlns:wpc="http://schemas.microsoft.com/office/word/2010/wordprocessingCanvas" xmlns:cx="http://schemas.microsoft.com/office/drawing/2014/chartex" xmlns:cx1="http://schemas.microsoft.com/office/drawing/2015/9/8/chartex" xmlns:cx2="http://schemas.microsoft.com/office/drawing/2015/10/21/chartex" xmlns:cx3="http://schemas.microsoft.com/office/drawing/2016/5/9/chartex" xmlns:cx4="http://schemas.microsoft.com/office/drawing/2016/5/10/chartex" xmlns:cx5="http://schemas.microsoft.com/office/drawing/2016/5/11/chartex" xmlns:cx6="http://schemas.microsoft.com/office/drawing/2016/5/12/chartex" xmlns:cx7="http://schemas.microsoft.com/office/drawing/2016/5/13/chartex" xmlns:cx8="http://schemas.microsoft.com/office/drawing/2016/5/14/chartex" xmlns:mc="http://schemas.openxmlformats.org/markup-compatibility/2006" xmlns:aink="http://schemas.microsoft.com/office/drawing/2016/ink" xmlns:am3d="http://schemas.microsoft.com/office/drawing/2017/model3d" xmlns:o="urn:schemas-microsoft-com:office:office" xmlns:oel="http://schemas.microsoft.com/office/2019/extlst" xmlns:r="http://schemas.openxmlformats.org/officeDocument/2006/relationships" xmlns:m="http://schemas.openxmlformats.org/officeDocument/2006/math" xmlns:v="urn:schemas-microsoft-com:vml" xmlns:wp14="http://schemas.microsoft.com/office/word/2010/wordprocessingDrawing" xmlns:wp="http://schemas.openxmlformats.org/drawingml/2006/wordprocessingDrawing" xmlns:w10="urn:schemas-microsoft-com:office:word" xmlns:w="http://schemas.openxmlformats.org/wordprocessingml/2006/main" xmlns:w14="http://schemas.microsoft.com/office/word/2010/wordml" xmlns:w15="http://schemas.microsoft.com/office/word/2012/wordml" xmlns:w16cex="http://schemas.microsoft.com/office/word/2018/wordml/cex" xmlns:w16cid="http://schemas.microsoft.com/office/word/2016/wordml/cid" xmlns:w16="http://schemas.microsoft.com/office/word/2018/wordml" xmlns:w16du="http://schemas.microsoft.com/office/word/2023/wordml/word16du" xmlns:w16sdtdh="http://schemas.microsoft.com/office/word/2020/wordml/sdtdatahash" xmlns:w16sdtfl="http://schemas.microsoft.com/office/word/2024/wordml/sdtformatlock" xmlns:w16se="http://schemas.microsoft.com/office/word/2015/wordml/symex" xmlns:wpg="http://schemas.microsoft.com/office/word/2010/wordprocessingGroup" xmlns:wpi="http://schemas.microsoft.com/office/word/2010/wordprocessingInk" xmlns:wne="http://schemas.microsoft.com/office/word/2006/wordml" xmlns:wps="http://schemas.microsoft.com/office/word/2010/wordprocessingShape" mc:Ignorable="w14 w15 w16se w16cid w16 w16cex w16sdtdh w16sdtfl w16du wp14">
+  <w:endnote w:type="separator" w:id="-1">
+    <w:p>
+      <w:pPr>
+        <w:spacing w:after="0" w:line="240" w:lineRule="auto"/>
+      </w:pPr>
+      <w:r>
+        <w:separator/>
+      </w:r>
+    </w:p>
+  </w:endnote>
+  <w:endnote w:type="continuationSeparator" w:id="0">
+    <w:p>
+      <w:pPr>
+        <w:spacing w:after="0" w:line="240" w:lineRule="auto"/>
+      </w:pPr>
+      <w:r>
+        <w:continuationSeparator/>
+      </w:r>
+    </w:p>
+  </w:endnote>
+</w:endnotes>
+</file>
+
+<file path=word/footnotes.xml><?xml version="1.0" encoding="utf-8"?>
+<w:footnotes xmlns:wpc="http://schemas.microsoft.com/office/word/2010/wordprocessingCanvas" xmlns:cx="http://schemas.microsoft.com/office/drawing/2014/chartex" xmlns:cx1="http://schemas.microsoft.com/office/drawing/2015/9/8/chartex" xmlns:cx2="http://schemas.microsoft.com/office/drawing/2015/10/21/chartex" xmlns:cx3="http://schemas.microsoft.com/office/drawing/2016/5/9/chartex" xmlns:cx4="http://schemas.microsoft.com/office/drawing/2016/5/10/chartex" xmlns:cx5="http://schemas.microsoft.com/office/drawing/2016/5/11/chartex" xmlns:cx6="http://schemas.microsoft.com/office/drawing/2016/5/12/chartex" xmlns:cx7="http://schemas.microsoft.com/office/drawing/2016/5/13/chartex" xmlns:cx8="http://schemas.microsoft.com/office/drawing/2016/5/14/chartex" xmlns:mc="http://schemas.openxmlformats.org/markup-compatibility/2006" xmlns:aink="http://schemas.microsoft.com/office/drawing/2016/ink" xmlns:am3d="http://schemas.microsoft.com/office/drawing/2017/model3d" xmlns:o="urn:schemas-microsoft-com:office:office" xmlns:oel="http://schemas.microsoft.com/office/2019/extlst" xmlns:r="http://schemas.openxmlformats.org/officeDocument/2006/relationships" xmlns:m="http://schemas.openxmlformats.org/officeDocument/2006/math" xmlns:v="urn:schemas-microsoft-com:vml" xmlns:wp14="http://schemas.microsoft.com/office/word/2010/wordprocessingDrawing" xmlns:wp="http://schemas.openxmlformats.org/drawingml/2006/wordprocessingDrawing" xmlns:w10="urn:schemas-microsoft-com:office:word" xmlns:w="http://schemas.openxmlformats.org/wordprocessingml/2006/main" xmlns:w14="http://schemas.microsoft.com/office/word/2010/wordml" xmlns:w15="http://schemas.microsoft.com/office/word/2012/wordml" xmlns:w16cex="http://schemas.microsoft.com/office/word/2018/wordml/cex" xmlns:w16cid="http://schemas.microsoft.com/office/word/2016/wordml/cid" xmlns:w16="http://schemas.microsoft.com/office/word/2018/wordml" xmlns:w16du="http://schemas.microsoft.com/office/word/2023/wordml/word16du" xmlns:w16sdtdh="http://schemas.microsoft.com/office/word/2020/wordml/sdtdatahash" xmlns:w16sdtfl="http://schemas.microsoft.com/office/word/2024/wordml/sdtformatlock" xmlns:w16se="http://schemas.microsoft.com/office/word/2015/wordml/symex" xmlns:wpg="http://schemas.microsoft.com/office/word/2010/wordprocessingGroup" xmlns:wpi="http://schemas.microsoft.com/office/word/2010/wordprocessingInk" xmlns:wne="http://schemas.microsoft.com/office/word/2006/wordml" xmlns:wps="http://schemas.microsoft.com/office/word/2010/wordprocessingShape" mc:Ignorable="w14 w15 w16se w16cid w16 w16cex w16sdtdh w16sdtfl w16du wp14">
+  <w:footnote w:type="separator" w:id="-1">
+    <w:p>
+      <w:pPr>
+        <w:spacing w:after="0" w:line="240" w:lineRule="auto"/>
+      </w:pPr>
+      <w:r>
+        <w:separator/>
+      </w:r>
+    </w:p>
+  </w:footnote>
+  <w:footnote w:type="continuationSeparator" w:id="0">
+    <w:p>
+      <w:pPr>
+        <w:spacing w:after="0" w:line="240" w:lineRule="auto"/>
+      </w:pPr>
+      <w:r>
+        <w:continuationSeparator/>
+      </w:r>
+    </w:p>
+  </w:footnote>
+</w:footnotes>
 </file>
 
 <file path=word/numbering.xml><?xml version="1.0" encoding="utf-8"?>
@@ -4335,6 +4385,50 @@
       <w:u w:val="single"/>
     </w:rPr>
   </w:style>
+  <w:style w:type="paragraph" w:styleId="Header">
+    <w:name w:val="header"/>
+    <w:basedOn w:val="Normal"/>
+    <w:link w:val="HeaderChar"/>
+    <w:uiPriority w:val="99"/>
+    <w:unhideWhenUsed/>
+    <w:rsid w:val="001519A4"/>
+    <w:pPr>
+      <w:tabs>
+        <w:tab w:val="center" w:pos="4513"/>
+        <w:tab w:val="right" w:pos="9026"/>
+      </w:tabs>
+      <w:spacing w:after="0" w:line="240" w:lineRule="auto"/>
+    </w:pPr>
+  </w:style>
+  <w:style w:type="character" w:customStyle="1" w:styleId="HeaderChar">
+    <w:name w:val="Header Char"/>
+    <w:basedOn w:val="DefaultParagraphFont"/>
+    <w:link w:val="Header"/>
+    <w:uiPriority w:val="99"/>
+    <w:rsid w:val="001519A4"/>
+  </w:style>
+  <w:style w:type="paragraph" w:styleId="Footer">
+    <w:name w:val="footer"/>
+    <w:basedOn w:val="Normal"/>
+    <w:link w:val="FooterChar"/>
+    <w:uiPriority w:val="99"/>
+    <w:unhideWhenUsed/>
+    <w:rsid w:val="001519A4"/>
+    <w:pPr>
+      <w:tabs>
+        <w:tab w:val="center" w:pos="4513"/>
+        <w:tab w:val="right" w:pos="9026"/>
+      </w:tabs>
+      <w:spacing w:after="0" w:line="240" w:lineRule="auto"/>
+    </w:pPr>
+  </w:style>
+  <w:style w:type="character" w:customStyle="1" w:styleId="FooterChar">
+    <w:name w:val="Footer Char"/>
+    <w:basedOn w:val="DefaultParagraphFont"/>
+    <w:link w:val="Footer"/>
+    <w:uiPriority w:val="99"/>
+    <w:rsid w:val="001519A4"/>
+  </w:style>
 </w:styles>
 </file>
 
